--- a/downloads/documents/05 Materials/Unit 01/Slides/Slides 01.22 - Careers in Nutrition and Culinary Arts and Unit 1 Test.docx
+++ b/downloads/documents/05 Materials/Unit 01/Slides/Slides 01.22 - Careers in Nutrition and Culinary Arts and Unit 1 Test.docx
@@ -6,9 +6,9 @@
       <w:pPr>
         <w:pStyle w:val="Heading1"/>
       </w:pPr>
-      <w:bookmarkStart w:id="20" w:name="Xa737f2cce4399ac0d743c0727079b3f46d188eb"/>
-      <w:r>
-        <w:t xml:space="preserve">Slides 01.22: Careers in Nutrition and Culinary Arts, and the Unit 1 Test</w:t>
+      <w:bookmarkStart w:id="20" w:name="X154e50f6e67b4bd940efd7057a5266dd01b3c84"/>
+      <w:r>
+        <w:t xml:space="preserve">Slides 1.22: Careers in Nutrition and Culinary Arts, and the Unit 1 Test</w:t>
       </w:r>
       <w:bookmarkEnd w:id="20"/>
     </w:p>

--- a/downloads/documents/05 Materials/Unit 01/Slides/Slides 01.22 - Careers in Nutrition and Culinary Arts and Unit 1 Test.docx
+++ b/downloads/documents/05 Materials/Unit 01/Slides/Slides 01.22 - Careers in Nutrition and Culinary Arts and Unit 1 Test.docx
@@ -91,7 +91,7 @@
         <w:pStyle w:val="Compact"/>
       </w:pPr>
       <w:r>
-        <w:t xml:space="preserve">One of them pays more than a lot of doctors’ offices.</w:t>
+        <w:t xml:space="preserve">One of them can pay up to $100,000 a year.</w:t>
       </w:r>
     </w:p>
     <w:p>
